--- a/docs/作品说明文档.docx
+++ b/docs/作品说明文档.docx
@@ -254,6 +254,43 @@
           <w:sz w:val="24"/>
         </w:rPr>
         <w:t>：石油化工类专业学生、行业科普受众</w:t>
+      </w:r>
+    </w:p>
+    <w:p>
+      <w:pPr>
+        <w:pStyle w:val="Heading1"/>
+        <w:spacing w:line="360" w:lineRule="auto" w:after="0"/>
+        <w:ind w:left="425"/>
+      </w:pPr>
+      <w:r>
+        <w:t>1.1 作品叙事定位：一滴汽油的中国之旅</w:t>
+      </w:r>
+    </w:p>
+    <w:p>
+      <w:pPr>
+        <w:spacing w:line="360" w:lineRule="auto" w:after="0"/>
+        <w:ind w:left="425"/>
+      </w:pPr>
+      <w:r>
+        <w:t>本作品不止是一个数据可视化工具，更是一个中国故事。作品以"一滴汽油的中国之旅"为叙事主线，把汽油全生命周期碳足迹讲成七幕：序幕·一滴油、第一幕·地下的中国、第二幕·路上的中国、第三幕·燃烧的时代、转折·算得清、证据·数据会说话、落点·你我参与。</w:t>
+      </w:r>
+    </w:p>
+    <w:p>
+      <w:pPr>
+        <w:spacing w:line="360" w:lineRule="auto" w:after="0"/>
+        <w:ind w:left="425"/>
+      </w:pPr>
+      <w:r>
+        <w:t>故事从新中国"贫油国"的历史讲起，途经世界第二大炼油国的产业坐标、"3060"双碳承诺与 GB/T 24067 碳足迹核算标准的落地，落笔于每一个普通人的出行选择——让"讲好中国双碳故事"从宏大叙事，落到一滴油、一次加油、一次出行。</w:t>
+      </w:r>
+    </w:p>
+    <w:p>
+      <w:pPr>
+        <w:spacing w:line="360" w:lineRule="auto" w:after="0"/>
+        <w:ind w:left="425"/>
+      </w:pPr>
+      <w:r>
+        <w:t>叙事金句："这不是一个数据工具，而是一个中国故事""从说不清到算得清，是这滴油最大的时代变化""中国双碳故事，也是我的故事"。</w:t>
       </w:r>
     </w:p>
     <w:p>
@@ -817,34 +854,7 @@
         <w:ind w:left="425" w:hanging="227"/>
       </w:pPr>
       <w:r>
-        <w:rPr>
-          <w:rFonts w:ascii="Arial" w:hAnsi="Arial" w:eastAsia="宋体"/>
-          <w:b w:val="0"/>
-          <w:i w:val="0"/>
-          <w:color w:val="000000"/>
-          <w:sz w:val="24"/>
-        </w:rPr>
-        <w:t xml:space="preserve">2. </w:t>
-      </w:r>
-      <w:r>
-        <w:rPr>
-          <w:rFonts w:ascii="Arial" w:hAnsi="Arial" w:eastAsia="宋体"/>
-          <w:b/>
-          <w:i w:val="0"/>
-          <w:color w:val="000000"/>
-          <w:sz w:val="24"/>
-        </w:rPr>
-        <w:t>叙事创新</w:t>
-      </w:r>
-      <w:r>
-        <w:rPr>
-          <w:rFonts w:ascii="Arial" w:hAnsi="Arial" w:eastAsia="宋体"/>
-          <w:b w:val="0"/>
-          <w:i w:val="0"/>
-          <w:color w:val="000000"/>
-          <w:sz w:val="24"/>
-        </w:rPr>
-        <w:t>：以"一滴汽油"为叙事主线串联完整产业链，将分散的碳排放数据绑定到每个工艺节点；</w:t>
+        <w:t>2. 叙事创新：以"一滴汽油的中国之旅"为叙事主线，用七幕结构讲述中国从"贫油国"到能源大国、迈向双碳强国的转型故事，把碳排放数据绑定到工艺节点与时代节点，让作品从"数据工具"升级为"数字中国故事"；</w:t>
       </w:r>
     </w:p>
     <w:p>
@@ -2276,6 +2286,16 @@
           <w:sz w:val="24"/>
         </w:rPr>
         <w:t xml:space="preserve"> 系统可截图、录屏二次传播，演示视频可投放短视频平台，数据与口径均可溯源，适合面向公众的科普传播。</w:t>
+      </w:r>
+    </w:p>
+    <w:p>
+      <w:pPr>
+        <w:spacing w:line="360" w:lineRule="auto" w:before="0" w:after="0"/>
+        <w:ind w:firstLine="420"/>
+        <w:jc w:val="both"/>
+      </w:pPr>
+      <w:r>
+        <w:t>（5）讲好中国故事。 本作品以"一滴汽油"为切口，用七幕叙事讲清"中国双碳故事"——从大庆油田到 3060 目标、从 GB/T 24067 落地到你我参与，把国家战略转化为大众可感知、可参与的故事，契合竞赛指定命题"科技+创意，讲好中国故事"，具备向公众传播的现实感染力。</w:t>
       </w:r>
     </w:p>
     <w:p>

--- a/docs/作品说明文档.docx
+++ b/docs/作品说明文档.docx
@@ -2296,6 +2296,46 @@
       </w:pPr>
       <w:r>
         <w:t>（5）讲好中国故事。 本作品以"一滴汽油"为切口，用七幕叙事讲清"中国双碳故事"——从大庆油田到 3060 目标、从 GB/T 24067 落地到你我参与，把国家战略转化为大众可感知、可参与的故事，契合竞赛指定命题"科技+创意，讲好中国故事"，具备向公众传播的现实感染力。</w:t>
+      </w:r>
+    </w:p>
+    <w:p>
+      <w:pPr>
+        <w:spacing w:line="360" w:lineRule="auto" w:before="0" w:after="0"/>
+        <w:ind w:firstLine="420"/>
+        <w:jc w:val="both"/>
+      </w:pPr>
+      <w:r>
+        <w:t>（6）典型传播场景。 作品面向校园课堂、社区科普、新媒体三大场景落地，均可在线打开、扫码访问、无需安装，适合现场演示与二次传播：</w:t>
+      </w:r>
+    </w:p>
+    <w:p>
+      <w:pPr>
+        <w:spacing w:line="360" w:lineRule="auto" w:before="0" w:after="0"/>
+        <w:ind w:firstLine="420"/>
+        <w:jc w:val="both"/>
+      </w:pPr>
+      <w:r>
+        <w:t>场景一 · 校园双碳课堂：面向石油化工类高职学生与中小学科普课堂。在《化工原理》《油品分析》《绿色化工》等课程中，教师以网页五阶段环形图讲解"加一升油排多少碳"，学生用 AI 助手现场提问炼化减排与 CCUS 原理；课后以页面截图制作手抄报、展板，延伸为"双碳知识进课堂"主题活动。</w:t>
+      </w:r>
+    </w:p>
+    <w:p>
+      <w:pPr>
+        <w:spacing w:line="360" w:lineRule="auto" w:before="0" w:after="0"/>
+        <w:ind w:firstLine="420"/>
+        <w:jc w:val="both"/>
+      </w:pPr>
+      <w:r>
+        <w:t>场景二 · 社区科普活动：面向社区居民与家庭用户。结合社区服务中心、街道宣传活动与"双碳知识进社区"摊位，志愿者用平板或大屏演示燃油车 vs 电动车对比页，引导居民现场算"自家出行碳账"，扫码在线体验；对比结论直观，适合老年人与亲子家庭理解。</w:t>
+      </w:r>
+    </w:p>
+    <w:p>
+      <w:pPr>
+        <w:spacing w:line="360" w:lineRule="auto" w:before="0" w:after="0"/>
+        <w:ind w:firstLine="420"/>
+        <w:jc w:val="both"/>
+      </w:pPr>
+      <w:r>
+        <w:t>场景三 · 新媒体传播：面向短视频与图文平台公众用户。以 3-5 分钟演示视频投放抖音、B 站、小红书等平台，把七幕叙事拆解为系列科普图文（一幕一条）；页面截图制作信息图长图用于公众号与社区群传播；所有数据可溯源，内容经得起公众与媒体核验。</w:t>
       </w:r>
     </w:p>
     <w:p>

--- a/docs/作品说明文档.docx
+++ b/docs/作品说明文档.docx
@@ -793,6 +793,349 @@
           <w:sz w:val="24"/>
         </w:rPr>
         <w:t>，本作品正立足这一缺口。</w:t>
+      </w:r>
+    </w:p>
+    <w:p>
+      <w:pPr>
+        <w:spacing w:line="360" w:lineRule="auto" w:before="0" w:after="0"/>
+        <w:ind w:firstLine="420"/>
+        <w:jc w:val="both"/>
+      </w:pPr>
+      <w:r>
+        <w:t>（4）与既有碳足迹计算工具的对比。 现有碳足迹计算器多为单一环节计算工具，普遍存在"数值来源不透明、全生命周期链条不完整、缺少叙事表达与智能问答"的问题；本作品从四个维度形成实质性改进，对比如下：</w:t>
+      </w:r>
+    </w:p>
+    <w:tbl>
+      <w:tblPr>
+        <w:tblStyle w:val="TableGrid"/>
+        <w:tblW w:type="auto" w:w="0"/>
+        <w:tblLook w:firstColumn="1" w:firstRow="1" w:lastColumn="0" w:lastRow="0" w:noHBand="0" w:noVBand="1" w:val="04A0"/>
+      </w:tblPr>
+      <w:tblGrid>
+        <w:gridCol w:w="3024"/>
+        <w:gridCol w:w="3024"/>
+        <w:gridCol w:w="3024"/>
+      </w:tblGrid>
+      <w:tr>
+        <w:tc>
+          <w:tcPr>
+            <w:tcW w:type="dxa" w:w="3024"/>
+          </w:tcPr>
+          <w:p>
+            <w:r>
+              <w:rPr>
+                <w:rFonts w:ascii="宋体" w:hAnsi="宋体" w:eastAsia="宋体"/>
+                <w:b/>
+                <w:sz w:val="21"/>
+              </w:rPr>
+              <w:t>对比维度</w:t>
+            </w:r>
+          </w:p>
+        </w:tc>
+        <w:tc>
+          <w:tcPr>
+            <w:tcW w:type="dxa" w:w="3024"/>
+          </w:tcPr>
+          <w:p>
+            <w:r>
+              <w:rPr>
+                <w:rFonts w:ascii="宋体" w:hAnsi="宋体" w:eastAsia="宋体"/>
+                <w:b/>
+                <w:sz w:val="21"/>
+              </w:rPr>
+              <w:t>现有碳足迹计算器/工具</w:t>
+            </w:r>
+          </w:p>
+        </w:tc>
+        <w:tc>
+          <w:tcPr>
+            <w:tcW w:type="dxa" w:w="3024"/>
+          </w:tcPr>
+          <w:p>
+            <w:r>
+              <w:rPr>
+                <w:rFonts w:ascii="宋体" w:hAnsi="宋体" w:eastAsia="宋体"/>
+                <w:b/>
+                <w:sz w:val="21"/>
+              </w:rPr>
+              <w:t>本作品</w:t>
+            </w:r>
+          </w:p>
+        </w:tc>
+      </w:tr>
+      <w:tr>
+        <w:tc>
+          <w:tcPr>
+            <w:tcW w:type="dxa" w:w="3024"/>
+          </w:tcPr>
+          <w:p>
+            <w:r>
+              <w:rPr>
+                <w:rFonts w:ascii="宋体" w:hAnsi="宋体" w:eastAsia="宋体"/>
+                <w:sz w:val="21"/>
+              </w:rPr>
+              <w:t>生命周期覆盖</w:t>
+            </w:r>
+          </w:p>
+        </w:tc>
+        <w:tc>
+          <w:tcPr>
+            <w:tcW w:type="dxa" w:w="3024"/>
+          </w:tcPr>
+          <w:p>
+            <w:r>
+              <w:rPr>
+                <w:rFonts w:ascii="宋体" w:hAnsi="宋体" w:eastAsia="宋体"/>
+                <w:sz w:val="21"/>
+              </w:rPr>
+              <w:t>多只覆盖终端燃烧或单一环节</w:t>
+            </w:r>
+          </w:p>
+        </w:tc>
+        <w:tc>
+          <w:tcPr>
+            <w:tcW w:type="dxa" w:w="3024"/>
+          </w:tcPr>
+          <w:p>
+            <w:r>
+              <w:rPr>
+                <w:rFonts w:ascii="宋体" w:hAnsi="宋体" w:eastAsia="宋体"/>
+                <w:sz w:val="21"/>
+              </w:rPr>
+              <w:t>完整覆盖开采→运输→炼化→配送→燃烧五阶段（Well-to-Wheel），全链条一盘棋</w:t>
+            </w:r>
+          </w:p>
+        </w:tc>
+      </w:tr>
+      <w:tr>
+        <w:tc>
+          <w:tcPr>
+            <w:tcW w:type="dxa" w:w="3024"/>
+          </w:tcPr>
+          <w:p>
+            <w:r>
+              <w:rPr>
+                <w:rFonts w:ascii="宋体" w:hAnsi="宋体" w:eastAsia="宋体"/>
+                <w:sz w:val="21"/>
+              </w:rPr>
+              <w:t>数据来源</w:t>
+            </w:r>
+          </w:p>
+        </w:tc>
+        <w:tc>
+          <w:tcPr>
+            <w:tcW w:type="dxa" w:w="3024"/>
+          </w:tcPr>
+          <w:p>
+            <w:r>
+              <w:rPr>
+                <w:rFonts w:ascii="宋体" w:hAnsi="宋体" w:eastAsia="宋体"/>
+                <w:sz w:val="21"/>
+              </w:rPr>
+              <w:t>多为经验值，来源不透明</w:t>
+            </w:r>
+          </w:p>
+        </w:tc>
+        <w:tc>
+          <w:tcPr>
+            <w:tcW w:type="dxa" w:w="3024"/>
+          </w:tcPr>
+          <w:p>
+            <w:r>
+              <w:rPr>
+                <w:rFonts w:ascii="宋体" w:hAnsi="宋体" w:eastAsia="宋体"/>
+                <w:sz w:val="21"/>
+              </w:rPr>
+              <w:t>每组数据注明出处（零碳实验室/IPCC/上海市生态环境局等），关键数据交叉验证并注明误差范围</w:t>
+            </w:r>
+          </w:p>
+        </w:tc>
+      </w:tr>
+      <w:tr>
+        <w:tc>
+          <w:tcPr>
+            <w:tcW w:type="dxa" w:w="3024"/>
+          </w:tcPr>
+          <w:p>
+            <w:r>
+              <w:rPr>
+                <w:rFonts w:ascii="宋体" w:hAnsi="宋体" w:eastAsia="宋体"/>
+                <w:sz w:val="21"/>
+              </w:rPr>
+              <w:t>核算方法</w:t>
+            </w:r>
+          </w:p>
+        </w:tc>
+        <w:tc>
+          <w:tcPr>
+            <w:tcW w:type="dxa" w:w="3024"/>
+          </w:tcPr>
+          <w:p>
+            <w:r>
+              <w:rPr>
+                <w:rFonts w:ascii="宋体" w:hAnsi="宋体" w:eastAsia="宋体"/>
+                <w:sz w:val="21"/>
+              </w:rPr>
+              <w:t>一般不说明核算口径</w:t>
+            </w:r>
+          </w:p>
+        </w:tc>
+        <w:tc>
+          <w:tcPr>
+            <w:tcW w:type="dxa" w:w="3024"/>
+          </w:tcPr>
+          <w:p>
+            <w:r>
+              <w:rPr>
+                <w:rFonts w:ascii="宋体" w:hAnsi="宋体" w:eastAsia="宋体"/>
+                <w:sz w:val="21"/>
+              </w:rPr>
+              <w:t>排放因子法（活动数据×排放因子），依据 GB/T 24067-2024，页面可随时查看</w:t>
+            </w:r>
+          </w:p>
+        </w:tc>
+      </w:tr>
+      <w:tr>
+        <w:tc>
+          <w:tcPr>
+            <w:tcW w:type="dxa" w:w="3024"/>
+          </w:tcPr>
+          <w:p>
+            <w:r>
+              <w:rPr>
+                <w:rFonts w:ascii="宋体" w:hAnsi="宋体" w:eastAsia="宋体"/>
+                <w:sz w:val="21"/>
+              </w:rPr>
+              <w:t>叙事表达</w:t>
+            </w:r>
+          </w:p>
+        </w:tc>
+        <w:tc>
+          <w:tcPr>
+            <w:tcW w:type="dxa" w:w="3024"/>
+          </w:tcPr>
+          <w:p>
+            <w:r>
+              <w:rPr>
+                <w:rFonts w:ascii="宋体" w:hAnsi="宋体" w:eastAsia="宋体"/>
+                <w:sz w:val="21"/>
+              </w:rPr>
+              <w:t>纯工具界面，无故事</w:t>
+            </w:r>
+          </w:p>
+        </w:tc>
+        <w:tc>
+          <w:tcPr>
+            <w:tcW w:type="dxa" w:w="3024"/>
+          </w:tcPr>
+          <w:p>
+            <w:r>
+              <w:rPr>
+                <w:rFonts w:ascii="宋体" w:hAnsi="宋体" w:eastAsia="宋体"/>
+                <w:sz w:val="21"/>
+              </w:rPr>
+              <w:t>七幕"一滴汽油的中国之旅"，从大庆油田到 3060 目标，讲中国双碳故事</w:t>
+            </w:r>
+          </w:p>
+        </w:tc>
+      </w:tr>
+      <w:tr>
+        <w:tc>
+          <w:tcPr>
+            <w:tcW w:type="dxa" w:w="3024"/>
+          </w:tcPr>
+          <w:p>
+            <w:r>
+              <w:rPr>
+                <w:rFonts w:ascii="宋体" w:hAnsi="宋体" w:eastAsia="宋体"/>
+                <w:sz w:val="21"/>
+              </w:rPr>
+              <w:t>AI 能力</w:t>
+            </w:r>
+          </w:p>
+        </w:tc>
+        <w:tc>
+          <w:tcPr>
+            <w:tcW w:type="dxa" w:w="3024"/>
+          </w:tcPr>
+          <w:p>
+            <w:r>
+              <w:rPr>
+                <w:rFonts w:ascii="宋体" w:hAnsi="宋体" w:eastAsia="宋体"/>
+                <w:sz w:val="21"/>
+              </w:rPr>
+              <w:t>多数无 AI，或为静态占位</w:t>
+            </w:r>
+          </w:p>
+        </w:tc>
+        <w:tc>
+          <w:tcPr>
+            <w:tcW w:type="dxa" w:w="3024"/>
+          </w:tcPr>
+          <w:p>
+            <w:r>
+              <w:rPr>
+                <w:rFonts w:ascii="宋体" w:hAnsi="宋体" w:eastAsia="宋体"/>
+                <w:sz w:val="21"/>
+              </w:rPr>
+              <w:t>真实可用的 AI 解读、AI 问答、AI 减排建议（通义千问 qwen-plus），回答自动标识</w:t>
+            </w:r>
+          </w:p>
+        </w:tc>
+      </w:tr>
+      <w:tr>
+        <w:tc>
+          <w:tcPr>
+            <w:tcW w:type="dxa" w:w="3024"/>
+          </w:tcPr>
+          <w:p>
+            <w:r>
+              <w:rPr>
+                <w:rFonts w:ascii="宋体" w:hAnsi="宋体" w:eastAsia="宋体"/>
+                <w:sz w:val="21"/>
+              </w:rPr>
+              <w:t>面向对象</w:t>
+            </w:r>
+          </w:p>
+        </w:tc>
+        <w:tc>
+          <w:tcPr>
+            <w:tcW w:type="dxa" w:w="3024"/>
+          </w:tcPr>
+          <w:p>
+            <w:r>
+              <w:rPr>
+                <w:rFonts w:ascii="宋体" w:hAnsi="宋体" w:eastAsia="宋体"/>
+                <w:sz w:val="21"/>
+              </w:rPr>
+              <w:t>以行业、专业人员为主</w:t>
+            </w:r>
+          </w:p>
+        </w:tc>
+        <w:tc>
+          <w:tcPr>
+            <w:tcW w:type="dxa" w:w="3024"/>
+          </w:tcPr>
+          <w:p>
+            <w:r>
+              <w:rPr>
+                <w:rFonts w:ascii="宋体" w:hAnsi="宋体" w:eastAsia="宋体"/>
+                <w:sz w:val="21"/>
+              </w:rPr>
+              <w:t>面向高职学生与社会大众，移动端适配，可截图录屏二次传播</w:t>
+            </w:r>
+          </w:p>
+        </w:tc>
+      </w:tr>
+    </w:tbl>
+    <w:p>
+      <w:pPr>
+        <w:spacing w:line="360" w:lineRule="auto" w:before="0" w:after="0"/>
+        <w:ind w:firstLine="420"/>
+        <w:jc w:val="both"/>
+      </w:pPr>
+      <w:r>
+        <w:t>综上，本作品不是对既有计算器的简单模仿或功能堆叠，而是以"数据可溯源、五阶段全链条、真实 AI 能力、中国故事叙事"四条差异形成实质性改进——把专业碳核算变成大众看得懂、算得清、愿意传播的数字中国故事，填补面向高职学生与社会大众的交互式汽油碳足迹科普可视化空白。</w:t>
       </w:r>
     </w:p>
     <w:p>

--- a/docs/作品说明文档.docx
+++ b/docs/作品说明文档.docx
@@ -267,12 +267,54 @@
       </w:r>
     </w:p>
     <w:p>
+      <w:r>
+        <w:rPr>
+          <w:b/>
+        </w:rPr>
+        <w:t>中国性三锚点：为什么这是"中国"的碳足迹系统</w:t>
+      </w:r>
+    </w:p>
+    <w:p>
+      <w:r>
+        <w:rPr>
+          <w:b w:val="0"/>
+        </w:rPr>
+        <w:t>① 数据层：上游排放因子来自零碳实验室基于中国行业数据的研究，终端燃烧用上海市生态环境局官方口径交叉验证，不是照搬 IPCC 国际默认值；</w:t>
+      </w:r>
+    </w:p>
+    <w:p>
+      <w:r>
+        <w:rPr>
+          <w:b w:val="0"/>
+        </w:rPr>
+        <w:t>② 政策层：《炼油行业节能降碳专项行动计划》《能源法》《石油天然气发展"十五五"规划》是中国独有的制度安排；</w:t>
+      </w:r>
+    </w:p>
+    <w:p>
+      <w:r>
+        <w:rPr>
+          <w:b w:val="0"/>
+        </w:rPr>
+        <w:t>③ 叙事层：从 1960s 大庆油田到 2020 "3060" 目标再到 2024 GB/T 24067 落地，这条产业史是中国特有的转型路径。</w:t>
+      </w:r>
+    </w:p>
+    <w:p>
+      <w:r>
+        <w:rPr>
+          <w:b w:val="0"/>
+        </w:rPr>
+      </w:r>
+    </w:p>
+    <w:p>
       <w:pPr>
         <w:spacing w:line="360" w:lineRule="auto" w:after="0"/>
         <w:ind w:left="425"/>
       </w:pPr>
       <w:r>
-        <w:t>本作品不止是一个数据可视化工具，更是一个中国故事。作品以"一滴汽油的中国之旅"为叙事主线，把汽油全生命周期碳足迹讲成七幕：序幕·一滴油、第一幕·地下的中国、第二幕·路上的中国、第三幕·燃烧的时代、转折·算得清、证据·数据会说话、落点·你我参与。</w:t>
+        <w:rPr>
+          <w:b w:val="0"/>
+        </w:rPr>
+        <w:t>本作品不止是一个数据可视化工具，更是一个中国故事。作品以"一滴汽油的中国之旅"为叙事主线，把汽油全生命周期碳足迹讲成八幕：序幕·一滴油、第一幕·地下的中国、第二幕·流动的中国、第三幕·燃烧的时代、第四幕·减得下的中国、转折·算得清、证据·数据会说话、落点·你我参与。</w:t>
       </w:r>
     </w:p>
     <w:p>
@@ -389,6 +431,14 @@
           <w:sz w:val="24"/>
         </w:rPr>
         <w:t xml:space="preserve"> 用"一滴汽油"讲清楚一个专业问题：以生命周期评价（LCA）为框架，把复杂的碳足迹核算结果转化为五阶段可视化看板，并借助真实大模型 AI 把"数据"变成"对话"，降低认知门槛，服务双碳科普教育，讲好中国石化行业绿色转型故事。</w:t>
+      </w:r>
+    </w:p>
+    <w:p>
+      <w:r>
+        <w:rPr>
+          <w:b w:val="0"/>
+        </w:rPr>
+        <w:t>（4）逻辑链定调。 我们的作品不是通用碳足迹工具，是中国汽油的碳足迹系统。逻辑链为"中国数据 → 中国政策 → 中国叙事 → 中国故事"：数据是中国汽油的上游排放因子，政策依据是中国炼厂的节能降碳专项行动计划，叙事是中国从贫油国到能源大国的产业史。去掉"中国"，这个作品不成立。</w:t>
       </w:r>
     </w:p>
     <w:p>
@@ -797,6 +847,349 @@
     </w:p>
     <w:p>
       <w:pPr>
+        <w:spacing w:line="360" w:lineRule="auto" w:before="0" w:after="0"/>
+        <w:ind w:firstLine="420"/>
+        <w:jc w:val="both"/>
+      </w:pPr>
+      <w:r>
+        <w:t>（4）与既有碳足迹计算工具的对比。 现有碳足迹计算器多为单一环节计算工具，普遍存在"数值来源不透明、全生命周期链条不完整、缺少叙事表达与智能问答"的问题；本作品从四个维度形成实质性改进，对比如下：</w:t>
+      </w:r>
+    </w:p>
+    <w:tbl>
+      <w:tblPr>
+        <w:tblStyle w:val="TableGrid"/>
+        <w:tblW w:type="auto" w:w="0"/>
+        <w:tblLook w:firstColumn="1" w:firstRow="1" w:lastColumn="0" w:lastRow="0" w:noHBand="0" w:noVBand="1" w:val="04A0"/>
+      </w:tblPr>
+      <w:tblGrid>
+        <w:gridCol w:w="3024"/>
+        <w:gridCol w:w="3024"/>
+        <w:gridCol w:w="3024"/>
+      </w:tblGrid>
+      <w:tr>
+        <w:tc>
+          <w:tcPr>
+            <w:tcW w:type="dxa" w:w="3024"/>
+          </w:tcPr>
+          <w:p>
+            <w:r>
+              <w:rPr>
+                <w:rFonts w:ascii="宋体" w:hAnsi="宋体" w:eastAsia="宋体"/>
+                <w:b/>
+                <w:sz w:val="21"/>
+              </w:rPr>
+              <w:t>对比维度</w:t>
+            </w:r>
+          </w:p>
+        </w:tc>
+        <w:tc>
+          <w:tcPr>
+            <w:tcW w:type="dxa" w:w="3024"/>
+          </w:tcPr>
+          <w:p>
+            <w:r>
+              <w:rPr>
+                <w:rFonts w:ascii="宋体" w:hAnsi="宋体" w:eastAsia="宋体"/>
+                <w:b/>
+                <w:sz w:val="21"/>
+              </w:rPr>
+              <w:t>现有碳足迹计算器/工具</w:t>
+            </w:r>
+          </w:p>
+        </w:tc>
+        <w:tc>
+          <w:tcPr>
+            <w:tcW w:type="dxa" w:w="3024"/>
+          </w:tcPr>
+          <w:p>
+            <w:r>
+              <w:rPr>
+                <w:rFonts w:ascii="宋体" w:hAnsi="宋体" w:eastAsia="宋体"/>
+                <w:b/>
+                <w:sz w:val="21"/>
+              </w:rPr>
+              <w:t>本作品</w:t>
+            </w:r>
+          </w:p>
+        </w:tc>
+      </w:tr>
+      <w:tr>
+        <w:tc>
+          <w:tcPr>
+            <w:tcW w:type="dxa" w:w="3024"/>
+          </w:tcPr>
+          <w:p>
+            <w:r>
+              <w:rPr>
+                <w:rFonts w:ascii="宋体" w:hAnsi="宋体" w:eastAsia="宋体"/>
+                <w:sz w:val="21"/>
+              </w:rPr>
+              <w:t>生命周期覆盖</w:t>
+            </w:r>
+          </w:p>
+        </w:tc>
+        <w:tc>
+          <w:tcPr>
+            <w:tcW w:type="dxa" w:w="3024"/>
+          </w:tcPr>
+          <w:p>
+            <w:r>
+              <w:rPr>
+                <w:rFonts w:ascii="宋体" w:hAnsi="宋体" w:eastAsia="宋体"/>
+                <w:sz w:val="21"/>
+              </w:rPr>
+              <w:t>多只覆盖终端燃烧或单一环节</w:t>
+            </w:r>
+          </w:p>
+        </w:tc>
+        <w:tc>
+          <w:tcPr>
+            <w:tcW w:type="dxa" w:w="3024"/>
+          </w:tcPr>
+          <w:p>
+            <w:r>
+              <w:rPr>
+                <w:rFonts w:ascii="宋体" w:hAnsi="宋体" w:eastAsia="宋体"/>
+                <w:sz w:val="21"/>
+              </w:rPr>
+              <w:t>完整覆盖开采→运输→炼化→配送→燃烧五阶段（Well-to-Wheel），全链条一盘棋</w:t>
+            </w:r>
+          </w:p>
+        </w:tc>
+      </w:tr>
+      <w:tr>
+        <w:tc>
+          <w:tcPr>
+            <w:tcW w:type="dxa" w:w="3024"/>
+          </w:tcPr>
+          <w:p>
+            <w:r>
+              <w:rPr>
+                <w:rFonts w:ascii="宋体" w:hAnsi="宋体" w:eastAsia="宋体"/>
+                <w:sz w:val="21"/>
+              </w:rPr>
+              <w:t>数据来源</w:t>
+            </w:r>
+          </w:p>
+        </w:tc>
+        <w:tc>
+          <w:tcPr>
+            <w:tcW w:type="dxa" w:w="3024"/>
+          </w:tcPr>
+          <w:p>
+            <w:r>
+              <w:rPr>
+                <w:rFonts w:ascii="宋体" w:hAnsi="宋体" w:eastAsia="宋体"/>
+                <w:sz w:val="21"/>
+              </w:rPr>
+              <w:t>多为经验值，来源不透明</w:t>
+            </w:r>
+          </w:p>
+        </w:tc>
+        <w:tc>
+          <w:tcPr>
+            <w:tcW w:type="dxa" w:w="3024"/>
+          </w:tcPr>
+          <w:p>
+            <w:r>
+              <w:rPr>
+                <w:rFonts w:ascii="宋体" w:hAnsi="宋体" w:eastAsia="宋体"/>
+                <w:sz w:val="21"/>
+              </w:rPr>
+              <w:t>每组数据注明出处（零碳实验室/IPCC/上海市生态环境局等），关键数据交叉验证并注明误差范围</w:t>
+            </w:r>
+          </w:p>
+        </w:tc>
+      </w:tr>
+      <w:tr>
+        <w:tc>
+          <w:tcPr>
+            <w:tcW w:type="dxa" w:w="3024"/>
+          </w:tcPr>
+          <w:p>
+            <w:r>
+              <w:rPr>
+                <w:rFonts w:ascii="宋体" w:hAnsi="宋体" w:eastAsia="宋体"/>
+                <w:sz w:val="21"/>
+              </w:rPr>
+              <w:t>核算方法</w:t>
+            </w:r>
+          </w:p>
+        </w:tc>
+        <w:tc>
+          <w:tcPr>
+            <w:tcW w:type="dxa" w:w="3024"/>
+          </w:tcPr>
+          <w:p>
+            <w:r>
+              <w:rPr>
+                <w:rFonts w:ascii="宋体" w:hAnsi="宋体" w:eastAsia="宋体"/>
+                <w:sz w:val="21"/>
+              </w:rPr>
+              <w:t>一般不说明核算口径</w:t>
+            </w:r>
+          </w:p>
+        </w:tc>
+        <w:tc>
+          <w:tcPr>
+            <w:tcW w:type="dxa" w:w="3024"/>
+          </w:tcPr>
+          <w:p>
+            <w:r>
+              <w:rPr>
+                <w:rFonts w:ascii="宋体" w:hAnsi="宋体" w:eastAsia="宋体"/>
+                <w:sz w:val="21"/>
+              </w:rPr>
+              <w:t>排放因子法（活动数据×排放因子），依据 GB/T 24067-2024，页面可随时查看</w:t>
+            </w:r>
+          </w:p>
+        </w:tc>
+      </w:tr>
+      <w:tr>
+        <w:tc>
+          <w:tcPr>
+            <w:tcW w:type="dxa" w:w="3024"/>
+          </w:tcPr>
+          <w:p>
+            <w:r>
+              <w:rPr>
+                <w:rFonts w:ascii="宋体" w:hAnsi="宋体" w:eastAsia="宋体"/>
+                <w:sz w:val="21"/>
+              </w:rPr>
+              <w:t>叙事表达</w:t>
+            </w:r>
+          </w:p>
+        </w:tc>
+        <w:tc>
+          <w:tcPr>
+            <w:tcW w:type="dxa" w:w="3024"/>
+          </w:tcPr>
+          <w:p>
+            <w:r>
+              <w:rPr>
+                <w:rFonts w:ascii="宋体" w:hAnsi="宋体" w:eastAsia="宋体"/>
+                <w:sz w:val="21"/>
+              </w:rPr>
+              <w:t>纯工具界面，无故事</w:t>
+            </w:r>
+          </w:p>
+        </w:tc>
+        <w:tc>
+          <w:tcPr>
+            <w:tcW w:type="dxa" w:w="3024"/>
+          </w:tcPr>
+          <w:p>
+            <w:r>
+              <w:rPr>
+                <w:rFonts w:ascii="宋体" w:hAnsi="宋体" w:eastAsia="宋体"/>
+                <w:sz w:val="21"/>
+              </w:rPr>
+              <w:t>七幕"一滴汽油的中国之旅"，从大庆油田到 3060 目标，讲中国双碳故事</w:t>
+            </w:r>
+          </w:p>
+        </w:tc>
+      </w:tr>
+      <w:tr>
+        <w:tc>
+          <w:tcPr>
+            <w:tcW w:type="dxa" w:w="3024"/>
+          </w:tcPr>
+          <w:p>
+            <w:r>
+              <w:rPr>
+                <w:rFonts w:ascii="宋体" w:hAnsi="宋体" w:eastAsia="宋体"/>
+                <w:sz w:val="21"/>
+              </w:rPr>
+              <w:t>AI 能力</w:t>
+            </w:r>
+          </w:p>
+        </w:tc>
+        <w:tc>
+          <w:tcPr>
+            <w:tcW w:type="dxa" w:w="3024"/>
+          </w:tcPr>
+          <w:p>
+            <w:r>
+              <w:rPr>
+                <w:rFonts w:ascii="宋体" w:hAnsi="宋体" w:eastAsia="宋体"/>
+                <w:sz w:val="21"/>
+              </w:rPr>
+              <w:t>多数无 AI，或为静态占位</w:t>
+            </w:r>
+          </w:p>
+        </w:tc>
+        <w:tc>
+          <w:tcPr>
+            <w:tcW w:type="dxa" w:w="3024"/>
+          </w:tcPr>
+          <w:p>
+            <w:r>
+              <w:rPr>
+                <w:rFonts w:ascii="宋体" w:hAnsi="宋体" w:eastAsia="宋体"/>
+                <w:sz w:val="21"/>
+              </w:rPr>
+              <w:t>真实可用的 AI 解读、AI 问答、AI 减排建议（通义千问 qwen-plus），回答自动标识</w:t>
+            </w:r>
+          </w:p>
+        </w:tc>
+      </w:tr>
+      <w:tr>
+        <w:tc>
+          <w:tcPr>
+            <w:tcW w:type="dxa" w:w="3024"/>
+          </w:tcPr>
+          <w:p>
+            <w:r>
+              <w:rPr>
+                <w:rFonts w:ascii="宋体" w:hAnsi="宋体" w:eastAsia="宋体"/>
+                <w:sz w:val="21"/>
+              </w:rPr>
+              <w:t>面向对象</w:t>
+            </w:r>
+          </w:p>
+        </w:tc>
+        <w:tc>
+          <w:tcPr>
+            <w:tcW w:type="dxa" w:w="3024"/>
+          </w:tcPr>
+          <w:p>
+            <w:r>
+              <w:rPr>
+                <w:rFonts w:ascii="宋体" w:hAnsi="宋体" w:eastAsia="宋体"/>
+                <w:sz w:val="21"/>
+              </w:rPr>
+              <w:t>以行业、专业人员为主</w:t>
+            </w:r>
+          </w:p>
+        </w:tc>
+        <w:tc>
+          <w:tcPr>
+            <w:tcW w:type="dxa" w:w="3024"/>
+          </w:tcPr>
+          <w:p>
+            <w:r>
+              <w:rPr>
+                <w:rFonts w:ascii="宋体" w:hAnsi="宋体" w:eastAsia="宋体"/>
+                <w:sz w:val="21"/>
+              </w:rPr>
+              <w:t>面向高职学生与社会大众，移动端适配，可截图录屏二次传播</w:t>
+            </w:r>
+          </w:p>
+        </w:tc>
+      </w:tr>
+    </w:tbl>
+    <w:p>
+      <w:pPr>
+        <w:spacing w:line="360" w:lineRule="auto" w:before="0" w:after="0"/>
+        <w:ind w:firstLine="420"/>
+        <w:jc w:val="both"/>
+      </w:pPr>
+      <w:r>
+        <w:t>综上，本作品不是对既有计算器的简单模仿或功能堆叠，而是以"数据可溯源、五阶段全链条、真实 AI 能力、中国故事叙事"四条差异形成实质性改进——把专业碳核算变成大众看得懂、算得清、愿意传播的数字中国故事，填补面向高职学生与社会大众的交互式汽油碳足迹科普可视化空白。</w:t>
+      </w:r>
+    </w:p>
+    <w:p>
+      <w:pPr>
         <w:pStyle w:val="Heading1"/>
         <w:spacing w:line="312" w:lineRule="auto" w:before="280" w:after="120"/>
         <w:jc w:val="left"/>
@@ -1082,12 +1475,12 @@
       <w:r>
         <w:rPr>
           <w:rFonts w:ascii="Arial" w:hAnsi="Arial" w:eastAsia="宋体"/>
-          <w:b/>
+          <w:b w:val="0"/>
           <w:i w:val="0"/>
           <w:color w:val="000000"/>
           <w:sz w:val="24"/>
         </w:rPr>
-        <w:t>AI 层</w:t>
+        <w:t>AI 层：调用阿里云百炼 · 通义千问（qwen-plus）大模型 API（OpenAI 兼容接口），通过系统提示词（System Prompt）限定知识库范围，实现四项 AI 功能（详见 6.3）</w:t>
       </w:r>
       <w:r>
         <w:rPr>
@@ -1097,7 +1490,6 @@
           <w:color w:val="000000"/>
           <w:sz w:val="24"/>
         </w:rPr>
-        <w:t>：调用阿里云百炼 · 通义千问（qwen-plus）大模型 API（OpenAI 兼容接口），通过系统提示词（System Prompt）限定知识库范围，实现三项 AI 功能</w:t>
       </w:r>
     </w:p>
     <w:p>
@@ -1157,7 +1549,7 @@
           <w:color w:val="000000"/>
           <w:sz w:val="24"/>
         </w:rPr>
-        <w:t>1. 首页总览：全生命周期碳足迹总量、五阶段占比环形图、全链条分布柱状图、五阶段碳排放趋势折线图、系统核算边界、燃油车 vs 电动车入口卡片、关于本作品弹窗</w:t>
+        <w:t>1. 叙事流首页（八幕）：序幕·一滴油 → 第一幕·地下的中国 → 第二幕·流动的中国 → 第三幕·燃烧的时代 → 第四幕·减得下的中国 → 转折·算得清 → 证据·数据会说话 → 落点·你我参与；含全生命周期碳足迹总量、五阶段占比环形图、全链条分布柱状图、五阶段碳排放趋势折线图、系统核算边界、燃油车 vs 电动车入口卡片、中国时间轴、关于本作品弹窗</w:t>
       </w:r>
     </w:p>
     <w:p>
@@ -1173,7 +1565,7 @@
           <w:color w:val="000000"/>
           <w:sz w:val="24"/>
         </w:rPr>
-        <w:t xml:space="preserve">2. </w:t>
+        <w:t>2. 证据库 · 五大生命周期环节详情：五阶段点击切换，展示环节说明、柱状图、关键要点、数据来源弹窗（含官网溯源链接）、AI 环节级减排建议入口</w:t>
       </w:r>
       <w:r>
         <w:rPr>
@@ -1183,7 +1575,6 @@
           <w:color w:val="000000"/>
           <w:sz w:val="24"/>
         </w:rPr>
-        <w:t>生命周期详情：五阶段点击切换，展示环节说明、柱状图、关键要点、数据来源弹窗</w:t>
       </w:r>
     </w:p>
     <w:p>
@@ -1199,7 +1590,7 @@
           <w:color w:val="000000"/>
           <w:sz w:val="24"/>
         </w:rPr>
-        <w:t>3. 燃油车 vs 电动车：每公里碳排放对比柱状图 + 多维对比雷达图（科普定性评分）</w:t>
+        <w:t>3. 证据库 · 燃油车 vs 电动车：每公里碳排放对比柱状图 + 多维对比雷达图（科普定性评分），含对比结论与口径说明</w:t>
       </w:r>
     </w:p>
     <w:p>
@@ -1215,7 +1606,7 @@
           <w:color w:val="000000"/>
           <w:sz w:val="24"/>
         </w:rPr>
-        <w:t>4. AI 助手：AI 环节解读、AI 数据问答、AI 减排建议（含阶段详情页一键生成环节级减排建议）、AI 生成内容标识</w:t>
+        <w:t>4. AI 助手（故事解说员）：AI 环节解读、AI 数据问答、AI 场景化减排建议、AI 环节级减排建议（四项），AI 生成内容标识</w:t>
       </w:r>
     </w:p>
     <w:p>
@@ -1244,12 +1635,12 @@
       <w:r>
         <w:rPr>
           <w:rFonts w:ascii="Arial" w:hAnsi="Arial" w:eastAsia="宋体"/>
-          <w:b/>
+          <w:b w:val="0"/>
           <w:i w:val="0"/>
           <w:color w:val="000000"/>
           <w:sz w:val="24"/>
         </w:rPr>
-        <w:t>AI 碳足迹解读</w:t>
+        <w:t>① AI 解读当前环节：点击生命周期环节，将环节数据传入大模型，生成面向大众的科普解读</w:t>
       </w:r>
       <w:r>
         <w:rPr>
@@ -1259,7 +1650,6 @@
           <w:color w:val="000000"/>
           <w:sz w:val="24"/>
         </w:rPr>
-        <w:t>：点击生命周期环节，将环节数据传入大模型，生成面向大众的科普解读</w:t>
       </w:r>
     </w:p>
     <w:p>
@@ -1271,12 +1661,12 @@
       <w:r>
         <w:rPr>
           <w:rFonts w:ascii="Arial" w:hAnsi="Arial" w:eastAsia="宋体"/>
-          <w:b/>
+          <w:b w:val="0"/>
           <w:i w:val="0"/>
           <w:color w:val="000000"/>
           <w:sz w:val="24"/>
         </w:rPr>
-        <w:t>AI 数据问答</w:t>
+        <w:t>② AI 数据问答：用户自由提问，模型仅基于系统知识库（引用的标准与文献）回答，超出知识库明确提示</w:t>
       </w:r>
       <w:r>
         <w:rPr>
@@ -1286,7 +1676,6 @@
           <w:color w:val="000000"/>
           <w:sz w:val="24"/>
         </w:rPr>
-        <w:t>：用户自由提问，模型仅基于系统知识库（引用的标准与文献）回答，超出知识库明确提示</w:t>
       </w:r>
     </w:p>
     <w:p>
@@ -1298,12 +1687,12 @@
       <w:r>
         <w:rPr>
           <w:rFonts w:ascii="Arial" w:hAnsi="Arial" w:eastAsia="宋体"/>
-          <w:b/>
+          <w:b w:val="0"/>
           <w:i w:val="0"/>
           <w:color w:val="000000"/>
           <w:sz w:val="24"/>
         </w:rPr>
-        <w:t>AI 减排建议</w:t>
+        <w:t>③ AI 减排建议（场景化）：选择场景（学生 / 车主 / 公众），生成科普型减排建议</w:t>
       </w:r>
       <w:r>
         <w:rPr>
@@ -1313,7 +1702,6 @@
           <w:color w:val="000000"/>
           <w:sz w:val="24"/>
         </w:rPr>
-        <w:t>：选择场景（学生 / 车主 / 公众），生成科普型减排建议</w:t>
       </w:r>
     </w:p>
     <w:p>
@@ -1325,12 +1713,12 @@
       <w:r>
         <w:rPr>
           <w:rFonts w:ascii="Arial" w:hAnsi="Arial" w:eastAsia="宋体"/>
-          <w:b/>
+          <w:b w:val="0"/>
           <w:i w:val="0"/>
           <w:color w:val="000000"/>
           <w:sz w:val="24"/>
         </w:rPr>
-        <w:t>约束策略</w:t>
+        <w:t>④ AI 环节级减排建议：生命周期详情页每个环节提供"AI 减排建议"按钮，一键跳转 AI 助手并针对该环节生成减排建议</w:t>
       </w:r>
       <w:r>
         <w:rPr>
@@ -1340,7 +1728,6 @@
           <w:color w:val="000000"/>
           <w:sz w:val="24"/>
         </w:rPr>
-        <w:t>：系统提示词强制限定模型只能使用项目资料，禁止编造数据，输出末尾附科普免责声明</w:t>
       </w:r>
     </w:p>
     <w:p>
@@ -1352,9 +1739,10 @@
       <w:r>
         <w:rPr>
           <w:rFonts w:ascii="Arial" w:hAnsi="Arial" w:eastAsia="宋体"/>
+          <w:b w:val="0"/>
           <w:sz w:val="24"/>
         </w:rPr>
-        <w:t>AI 生成标识：所有 AI 回复末尾由前端强制附加“（AI 生成内容，仅供科普参考，不构成专业碳足迹认证依据）”标识，符合生成式 AI 内容标识要求</w:t>
+        <w:t>约束策略：系统提示词强制限定模型只能使用项目资料，禁止编造数据，输出末尾附科普免责声明。AI 生成内容标识属合规机制，不计入 AI 功能数量</w:t>
       </w:r>
     </w:p>
     <w:p>
@@ -1366,9 +1754,10 @@
       <w:r>
         <w:rPr>
           <w:rFonts w:ascii="Arial" w:hAnsi="Arial" w:eastAsia="宋体"/>
+          <w:b w:val="0"/>
           <w:sz w:val="24"/>
         </w:rPr>
-        <w:t>环节级减排建议：生命周期详情页每个环节提供“AI 减排建议”按钮，一键跳转 AI 助手并针对该环节生成减排建议</w:t>
+        <w:t>AI 生成标识：所有 AI 回复末尾由前端强制附加"（AI 生成内容，仅供科普参考，不构成专业碳足迹认证依据）"标识，符合生成式 AI 内容标识要求</w:t>
       </w:r>
     </w:p>
     <w:p>
@@ -1380,12 +1769,12 @@
       <w:r>
         <w:rPr>
           <w:rFonts w:ascii="Arial" w:hAnsi="Arial" w:eastAsia="宋体"/>
-          <w:b/>
+          <w:b w:val="0"/>
           <w:i w:val="0"/>
           <w:color w:val="000000"/>
           <w:sz w:val="24"/>
         </w:rPr>
-        <w:t>可验证性</w:t>
+        <w:t>可验证性：AI 问答已接入真实 API，演示视频完整呈现 AI 实测（提问"CCUS 是什么"，AI 实时返回专业回答），完整实测截图见随附证据文件，可当堂复现验证</w:t>
       </w:r>
       <w:r>
         <w:rPr>
@@ -1395,7 +1784,6 @@
           <w:color w:val="000000"/>
           <w:sz w:val="24"/>
         </w:rPr>
-        <w:t>：AI 问答已接入真实 API，演示视频中有完整实机录屏（提问"CCUS 是什么"，AI 实时返回专业回答），可当堂复现验证</w:t>
       </w:r>
     </w:p>
     <w:p>
@@ -1424,12 +1812,12 @@
       <w:r>
         <w:rPr>
           <w:rFonts w:ascii="Arial" w:hAnsi="Arial" w:eastAsia="宋体"/>
-          <w:b/>
+          <w:b w:val="0"/>
           <w:i w:val="0"/>
           <w:color w:val="000000"/>
           <w:sz w:val="24"/>
         </w:rPr>
-        <w:t>（1）首页总览模块。</w:t>
+        <w:t>（1）首页总览模块。 展示一滴汽油全生命周期碳足迹总量 2.68 kgCO₂e/L（五阶段三位小数口径：开采 0.196、运输 0.039、炼化 0.220、配送 0.013、燃烧 2.210，合计 2.678 ≈ 2.68）；五阶段占比环形图直观呈现各环节贡献（燃烧环节占 82.5%，上游合计 17.5%）；全链条分布柱状图展示各环节绝对数值；页面同时给出系统核算边界说明。</w:t>
       </w:r>
       <w:r>
         <w:rPr>
@@ -1439,7 +1827,6 @@
           <w:color w:val="000000"/>
           <w:sz w:val="24"/>
         </w:rPr>
-        <w:t xml:space="preserve"> 展示一滴汽油全生命周期碳足迹总量 2.68 kgCO₂e/L；五阶段占比环形图直观呈现各环节贡献（燃烧环节占 82.5%，上游合计 17.5%）；全链条分布柱状图展示各环节绝对数值；页面同时给出系统核算边界说明。</w:t>
       </w:r>
     </w:p>
     <w:p>
@@ -1478,12 +1865,12 @@
       <w:r>
         <w:rPr>
           <w:rFonts w:ascii="Arial" w:hAnsi="Arial" w:eastAsia="宋体"/>
-          <w:b/>
+          <w:b w:val="0"/>
           <w:i w:val="0"/>
           <w:color w:val="000000"/>
           <w:sz w:val="24"/>
         </w:rPr>
-        <w:t>（3）燃油车 vs 电动车对比模块。 按每公里碳排放进行对比：燃油车约 0.21 kgCO₂/km（按本系统汽油全生命周期因子折算），电动车约 0.10 kgCO₂/km（按中国电网平均排放因子计算，含发电与上游排放），页面注明科普参考口径，帮助公众建立绿色出行认知。；电动车估算依据生态环境部《关于发布2024年电力碳足迹因子数据的公告》全国电力平均碳足迹因子 0.5777 kgCO₂e/kWh</w:t>
+        <w:t>（3）燃油车 vs 电动车对比模块。 按每公里碳排放进行对比：燃油车约 0.21 kgCO₂/km（按本系统汽油全生命周期因子折算），电动车约 0.09 kgCO₂/km（按百公里电耗 15 kWh 含充电损耗 × 全国电力平均碳足迹因子 0.5777 kgCO₂e/kWh 估算，约为燃油车的四成），页面注明科普参考口径，并说明两者口径一致、均不含整车及动力电池制造环节，帮助公众建立绿色出行认知；电动车估算依据生态环境部《关于发布2024年电力碳足迹因子数据的公告》全国电力平均碳足迹因子 0.5777 kgCO₂e/kWh</w:t>
       </w:r>
     </w:p>
     <w:p>
@@ -1495,12 +1882,12 @@
       <w:r>
         <w:rPr>
           <w:rFonts w:ascii="Arial" w:hAnsi="Arial" w:eastAsia="宋体"/>
-          <w:b/>
+          <w:b w:val="0"/>
           <w:i w:val="0"/>
           <w:color w:val="000000"/>
           <w:sz w:val="24"/>
         </w:rPr>
-        <w:t>（4）AI 智能助手模块。</w:t>
+        <w:t>（4）AI 智能助手模块。 集成四项真实 AI 功能：①AI 解读当前环节；②AI 数据问答（自由提问，基于知识库回答）；③AI 减排建议（按学生 / 车主 / 公众场景生成）；④AI 环节级减排建议（详情页跳转）。AI 回答末尾统一附科普免责声明并强制附加 AI 生成标识。</w:t>
       </w:r>
       <w:r>
         <w:rPr>
@@ -1510,7 +1897,6 @@
           <w:color w:val="000000"/>
           <w:sz w:val="24"/>
         </w:rPr>
-        <w:t xml:space="preserve"> 集成三项真实 AI 功能：①AI 解读当前环节；②AI 数据问答（自由提问，基于知识库回答）；③AI 减排建议（按学生 / 车主 / 公众场景生成）。AI 回答末尾统一附科普免责声明。</w:t>
       </w:r>
     </w:p>
     <w:p>
@@ -1743,6 +2129,14 @@
       </w:r>
     </w:p>
     <w:p>
+      <w:r>
+        <w:rPr>
+          <w:b w:val="0"/>
+        </w:rPr>
+        <w:t>10. 中国节能协会. T/CECA-G 0292—2024 温室气体 产品碳足迹 量化要求和指南 石油制汽油[S]. 2024.（2024-05-30 发布、2024-05-31 实施，边界为摇篮到大门；本作品在其上游边界基础上扩展至 Well-to-Wheel，方法学链条由报告级升级到标准级）</w:t>
+      </w:r>
+    </w:p>
+    <w:p>
       <w:pPr>
         <w:spacing w:line="312" w:lineRule="auto" w:after="80"/>
         <w:ind w:left="425"/>
@@ -1759,6 +2153,14 @@
       </w:r>
     </w:p>
     <w:p>
+      <w:r>
+        <w:rPr>
+          <w:b w:val="0"/>
+        </w:rPr>
+        <w:t>✅ 五阶段三位小数口径已统一：原油勘探与开采 0.196 kgCO₂e/L（7.3%）、原油运输 0.039 kgCO₂e/L（1.5%）、炼油炼化 0.220 kgCO₂e/L（8.2%）、成品油配送储运 0.013 kgCO₂e/L（0.5%）、机动车终端燃烧 2.210 kgCO₂e/L（82.5%），合计 2.678 ≈ 2.68 kgCO₂e/L，占比合计 100.0%；开采与运输环节为上游合并值的估算拆分（按原油运输环节能耗占比约 16% 拆分），页面与本文档均已如实标注。</w:t>
+      </w:r>
+    </w:p>
+    <w:p>
       <w:pPr>
         <w:spacing w:line="312" w:lineRule="auto" w:after="80"/>
         <w:ind w:left="425"/>
@@ -1831,44 +2233,7 @@
         <w:jc w:val="both"/>
       </w:pPr>
       <w:r>
-        <w:rPr>
-          <w:rFonts w:ascii="Arial" w:hAnsi="Arial" w:eastAsia="宋体"/>
-          <w:b/>
-          <w:i w:val="0"/>
-          <w:color w:val="000000"/>
-          <w:sz w:val="24"/>
-        </w:rPr>
-        <w:t>（2）知识库范围。</w:t>
-      </w:r>
-      <w:r>
-        <w:rPr>
-          <w:rFonts w:ascii="Arial" w:hAnsi="Arial" w:eastAsia="宋体"/>
-          <w:b w:val="0"/>
-          <w:i w:val="0"/>
-          <w:color w:val="000000"/>
-          <w:sz w:val="24"/>
-        </w:rPr>
-        <w:t xml:space="preserve"> AI 回答限定于本系统引用的资料范围：IPCC 排放因子方法学、零碳实验室中国汽油上游排放因子研究、中国石油大学开采碳排放研究、炼油行业节能降碳专项行动计划、成品油配送优化研究及页面展示的系统数据。</w:t>
-      </w:r>
-      <w:r>
-        <w:rPr>
-          <w:rFonts w:ascii="Arial" w:hAnsi="Arial" w:eastAsia="宋体"/>
-          <w:b/>
-          <w:i w:val="0"/>
-          <w:color w:val="000000"/>
-          <w:sz w:val="24"/>
-        </w:rPr>
-        <w:t>禁止回答知识库之外、且与系统主题无关的内容</w:t>
-      </w:r>
-      <w:r>
-        <w:rPr>
-          <w:rFonts w:ascii="Arial" w:hAnsi="Arial" w:eastAsia="宋体"/>
-          <w:b w:val="0"/>
-          <w:i w:val="0"/>
-          <w:color w:val="000000"/>
-          <w:sz w:val="24"/>
-        </w:rPr>
-        <w:t>。</w:t>
+        <w:t>（2）知识库范围。 AI 回答基于系统内置碳足迹知识库（js/kb.js，38 条科普条目、11 项权威来源，覆盖五阶段数据与核算、政策与标准、减排路径、科普概念与 FAQ 边界）：包括国家温室气体排放因子数据库（2026 第二版、576 个因子）、生态环境部《2024年全国电力碳足迹因子》、国务院《2024—2025年节能降碳行动方案》、《石油天然气发展“十五五”规划》、《中华人民共和国能源法》、GB/T 24067-2024、零碳实验室中国汽油上游排放因子研究、炼油行业节能降碳专项行动计划及页面展示的系统数据。回答时按问题关键词检索命中条目并标注编号与来源，禁止回答知识库之外、且与系统主题无关的内容。</w:t>
       </w:r>
     </w:p>
     <w:p>
@@ -1878,24 +2243,7 @@
         <w:jc w:val="both"/>
       </w:pPr>
       <w:r>
-        <w:rPr>
-          <w:rFonts w:ascii="Arial" w:hAnsi="Arial" w:eastAsia="宋体"/>
-          <w:b/>
-          <w:i w:val="0"/>
-          <w:color w:val="000000"/>
-          <w:sz w:val="24"/>
-        </w:rPr>
-        <w:t>（3）系统提示词策略。</w:t>
-      </w:r>
-      <w:r>
-        <w:rPr>
-          <w:rFonts w:ascii="Arial" w:hAnsi="Arial" w:eastAsia="宋体"/>
-          <w:b w:val="0"/>
-          <w:i w:val="0"/>
-          <w:color w:val="000000"/>
-          <w:sz w:val="24"/>
-        </w:rPr>
-        <w:t xml:space="preserve"> 提示词明确要求：仅基于项目资料回答；涉及数值时优先引用页面数据（如 2.68 kgCO₂e/L、占比 82.5%）；不得编造数据与来源；用户问题超出知识库时明确说明"该内容不在本系统资料范围内"。</w:t>
+        <w:t>（3）系统提示词策略。 提示词明确要求：仅基于项目资料与知识库命中条目回答；涉及数值时优先引用页面数据（如 2.68 kgCO₂e/L、占比 82.5%）并标注知识库条目编号与来源名称；不得编造数据与来源；用户问题超出知识库时明确说明“该内容不在本系统资料范围内”。</w:t>
       </w:r>
     </w:p>
     <w:p>
@@ -2007,7 +2355,7 @@
           <w:color w:val="000000"/>
           <w:sz w:val="24"/>
         </w:rPr>
-        <w:t>网页可视化系统完整实现（首页总览、生命周期详情、燃油车 vs 电动车对比、AI 助手四模块）</w:t>
+        <w:t>网页可视化系统完整实现（叙事流首页八幕、证据库生命周期详情、证据库对比页、AI 助手）</w:t>
       </w:r>
     </w:p>
     <w:p>
@@ -2024,7 +2372,7 @@
           <w:color w:val="000000"/>
           <w:sz w:val="24"/>
         </w:rPr>
-        <w:t>AI 功能接入真实大模型 API（通义千问 qwen-plus），解读 / 问答 / 减排建议三项功能可实机演示</w:t>
+        <w:t>AI 功能接入真实大模型 API（通义千问 qwen-plus），解读 / 问答 / 场景化减排建议 / 环节级减排建议四项功能可实机演示</w:t>
       </w:r>
     </w:p>
     <w:p>
@@ -2075,7 +2423,7 @@
           <w:color w:val="000000"/>
           <w:sz w:val="24"/>
         </w:rPr>
-        <w:t>3 分 38 秒演示视频（含真实网页录屏与 AI 实机演示）</w:t>
+        <w:t>3 分 33 秒剪映图文成片演示视频（成片《碳迹油链-演示视频-v3.mp4》，AI 配图 + AI 配音 + 字幕，完整呈现系统功能与 AI 实测，2026-10 版）</w:t>
       </w:r>
     </w:p>
     <w:p>
@@ -2295,7 +2643,7 @@
         <w:jc w:val="both"/>
       </w:pPr>
       <w:r>
-        <w:t>（5）讲好中国故事。 本作品以"一滴汽油"为切口，用七幕叙事讲清"中国双碳故事"——从大庆油田到 3060 目标、从 GB/T 24067 落地到你我参与，把国家战略转化为大众可感知、可参与的故事，契合竞赛指定命题"科技+创意，讲好中国故事"，具备向公众传播的现实感染力。</w:t>
+        <w:t>（5）讲好中国故事。 本作品以"一滴汽油"为切口，用八幕叙事讲清"中国双碳故事"——从大庆油田到 3060 目标、从 GB/T 24067 落地到你我参与，把国家战略转化为大众可感知、可参与的故事，契合竞赛指定命题"科技+创意，讲好中国故事"，具备向公众传播的现实感染力。</w:t>
       </w:r>
     </w:p>
     <w:p>
@@ -2335,7 +2683,7 @@
         <w:jc w:val="both"/>
       </w:pPr>
       <w:r>
-        <w:t>场景三 · 新媒体传播：面向短视频与图文平台公众用户。以 3-5 分钟演示视频投放抖音、B 站、小红书等平台，把七幕叙事拆解为系列科普图文（一幕一条）；页面截图制作信息图长图用于公众号与社区群传播；所有数据可溯源，内容经得起公众与媒体核验。</w:t>
+        <w:t>场景三 · 新媒体传播：面向短视频与图文平台公众用户。以 3-5 分钟演示视频投放抖音、B 站、小红书等平台，把八幕叙事拆解为系列科普图文（一幕一条）；页面截图制作信息图长图用于公众号与社区群传播；所有数据可溯源，内容经得起公众与媒体核验。</w:t>
       </w:r>
     </w:p>
     <w:p>
@@ -2823,7 +3171,7 @@
           <w:color w:val="000000"/>
           <w:sz w:val="24"/>
         </w:rPr>
-        <w:t xml:space="preserve">1. </w:t>
+        <w:t>1. 零碳实验室. GHG S3.3 中国汽油和柴油上游排放因子（2024）[R]. 北京: 零碳实验室, 2025.</w:t>
       </w:r>
       <w:r>
         <w:rPr>
@@ -2833,7 +3181,6 @@
           <w:color w:val="000000"/>
           <w:sz w:val="24"/>
         </w:rPr>
-        <w:t>零碳实验室. GHG S3.3 中国汽油和柴油上游排放因子（2024）[R]. 北京: 零碳实验室, 2025.</w:t>
       </w:r>
     </w:p>
     <w:p>
@@ -2849,7 +3196,7 @@
           <w:color w:val="000000"/>
           <w:sz w:val="24"/>
         </w:rPr>
-        <w:t xml:space="preserve">2. </w:t>
+        <w:t>2. IPCC. 2006 IPCC Guidelines for National Greenhouse Gas Inventories[R]. Geneva: IPCC, 2006.</w:t>
       </w:r>
       <w:r>
         <w:rPr>
@@ -2859,7 +3206,6 @@
           <w:color w:val="000000"/>
           <w:sz w:val="24"/>
         </w:rPr>
-        <w:t>IPCC. 2006 IPCC Guidelines for National Greenhouse Gas Inventories[R]. Geneva: IPCC, 2006.</w:t>
       </w:r>
     </w:p>
     <w:p>
@@ -2875,7 +3221,7 @@
           <w:color w:val="000000"/>
           <w:sz w:val="24"/>
         </w:rPr>
-        <w:t xml:space="preserve">3. </w:t>
+        <w:t>3. 中国石油大学（北京）. 中国国内石油生产碳排放强度及影响研究[R]. 2023.</w:t>
       </w:r>
       <w:r>
         <w:rPr>
@@ -2885,7 +3231,6 @@
           <w:color w:val="000000"/>
           <w:sz w:val="24"/>
         </w:rPr>
-        <w:t>中国石油大学（北京）. 中国国内石油生产碳排放强度及影响研究[R]. 2023.</w:t>
       </w:r>
     </w:p>
     <w:p>
@@ -2901,7 +3246,7 @@
           <w:color w:val="000000"/>
           <w:sz w:val="24"/>
         </w:rPr>
-        <w:t xml:space="preserve">4. </w:t>
+        <w:t>4. 吴明, 姜国强, 贾冯睿, 等. 基于物质流和生命周期分析的石油行业碳排放[J]. 资源科学, 2018, 40(6): 1287-1296.</w:t>
       </w:r>
       <w:r>
         <w:rPr>
@@ -2911,7 +3256,6 @@
           <w:color w:val="000000"/>
           <w:sz w:val="24"/>
         </w:rPr>
-        <w:t>吴明, 姜国强, 贾冯睿, 等. 基于物质流和生命周期分析的石油行业碳排放[J]. 资源科学, 2018, 40(6): 1287-1296.</w:t>
       </w:r>
     </w:p>
     <w:p>
@@ -2927,7 +3271,7 @@
           <w:color w:val="000000"/>
           <w:sz w:val="24"/>
         </w:rPr>
-        <w:t xml:space="preserve">5. </w:t>
+        <w:t>5. 国家发展改革委, 国家能源局, 等. 炼油行业节能降碳专项行动计划[Z]. 2024.</w:t>
       </w:r>
       <w:r>
         <w:rPr>
@@ -2937,7 +3281,6 @@
           <w:color w:val="000000"/>
           <w:sz w:val="24"/>
         </w:rPr>
-        <w:t>国家发展改革委, 国家能源局, 等. 炼油行业节能降碳专项行动计划[Z]. 2024.</w:t>
       </w:r>
     </w:p>
     <w:p>
@@ -2953,7 +3296,7 @@
           <w:color w:val="000000"/>
           <w:sz w:val="24"/>
         </w:rPr>
-        <w:t xml:space="preserve">6. </w:t>
+        <w:t>6. 生态环境部. 国家温室气体排放因子数据库（第二版）[DB/OL]. 2026.</w:t>
       </w:r>
       <w:r>
         <w:rPr>
@@ -2963,7 +3306,6 @@
           <w:color w:val="000000"/>
           <w:sz w:val="24"/>
         </w:rPr>
-        <w:t>生态环境部. 国家温室气体排放因子数据库（第二版）[DB/OL]. 2026.</w:t>
       </w:r>
     </w:p>
     <w:p>
@@ -2979,7 +3321,7 @@
           <w:color w:val="000000"/>
           <w:sz w:val="24"/>
         </w:rPr>
-        <w:t xml:space="preserve">7. </w:t>
+        <w:t>7. 上海市生态环境局. 上海市温室气体排放核算和报告指南[Z].</w:t>
       </w:r>
       <w:r>
         <w:rPr>
@@ -2989,7 +3331,6 @@
           <w:color w:val="000000"/>
           <w:sz w:val="24"/>
         </w:rPr>
-        <w:t>上海市生态环境局. 上海市温室气体排放核算和报告指南[Z].</w:t>
       </w:r>
     </w:p>
     <w:p>
@@ -3005,7 +3346,7 @@
           <w:color w:val="000000"/>
           <w:sz w:val="24"/>
         </w:rPr>
-        <w:t>9. 国家市场监督管理总局、国家标准化管理委员会. GB/T 24067-2024 温室气体 产品碳足迹 量化要求和指南[S]. 2024.（系统核算方法学国标依据）</w:t>
+        <w:t>8. 生态环境部. 关于发布2024年电力碳足迹因子数据的公告[Z]. 2025.</w:t>
       </w:r>
     </w:p>
     <w:p>
@@ -3021,7 +3362,7 @@
           <w:color w:val="000000"/>
           <w:sz w:val="24"/>
         </w:rPr>
-        <w:t xml:space="preserve">9. </w:t>
+        <w:t>9. 国家市场监督管理总局、国家标准化管理委员会. GB/T 24067-2024 温室气体 产品碳足迹 量化要求和指南[S]. 2024.</w:t>
       </w:r>
       <w:r>
         <w:rPr>
@@ -3031,7 +3372,6 @@
           <w:color w:val="000000"/>
           <w:sz w:val="24"/>
         </w:rPr>
-        <w:t>国家能源局石油天然气司, 等. 中国油气勘探开发发展报告 2025[R]. 2025.</w:t>
       </w:r>
     </w:p>
     <w:p>
@@ -3047,7 +3387,7 @@
           <w:color w:val="000000"/>
           <w:sz w:val="24"/>
         </w:rPr>
-        <w:t xml:space="preserve">10. </w:t>
+        <w:t>10. 中国节能协会. T/CECA-G 0292—2024 温室气体 产品碳足迹 量化要求和指南 石油制汽油[S]. 2024.（本作品在其上游边界基础上扩展至 Well-to-Wheel）</w:t>
       </w:r>
       <w:r>
         <w:rPr>
@@ -3057,7 +3397,14 @@
           <w:color w:val="000000"/>
           <w:sz w:val="24"/>
         </w:rPr>
-        <w:t>吴志雄. 我国成品油运输现状与优化策略探讨[J]. 交通运输, 2024(10).</w:t>
+      </w:r>
+    </w:p>
+    <w:p>
+      <w:r>
+        <w:rPr>
+          <w:b w:val="0"/>
+        </w:rPr>
+        <w:t>11. 国家能源局石油天然气司, 等. 中国油气勘探开发发展报告 2025[R]. 2025.</w:t>
       </w:r>
     </w:p>
     <w:p>
@@ -3073,7 +3420,7 @@
           <w:color w:val="000000"/>
           <w:sz w:val="24"/>
         </w:rPr>
-        <w:t xml:space="preserve">11. </w:t>
+        <w:t>12. 朱珠, 张泽洲, 邱睿, 等. 考虑配送成本和油库利用率的成品油配送系统多目标优化[J]. 石油科学通报, 2023, 8(2): 204-213.</w:t>
       </w:r>
       <w:r>
         <w:rPr>
@@ -3083,7 +3430,6 @@
           <w:color w:val="000000"/>
           <w:sz w:val="24"/>
         </w:rPr>
-        <w:t>朱珠, 张泽洲, 邱睿, 等. 考虑配送成本和油库利用率的成品油配送系统多目标优化[J]. 石油科学通报, 2023, 8(2): 204-213.</w:t>
       </w:r>
     </w:p>
     <w:p>
@@ -3109,6 +3455,187 @@
           <w:sz w:val="24"/>
         </w:rPr>
         <w:t>本文档与《人工智能工具使用情况说明》《原创性声明与知识产权说明》共同构成作品申报材料。</w:t>
+      </w:r>
+    </w:p>
+    <w:p>
+      <w:pPr>
+        <w:pStyle w:val="Heading1"/>
+      </w:pPr>
+      <w:r>
+        <w:rPr>
+          <w:rFonts w:ascii="微软雅黑" w:hAnsi="微软雅黑"/>
+          <w:sz w:val="32"/>
+        </w:rPr>
+        <w:t>14 演示与访问方式</w:t>
+      </w:r>
+    </w:p>
+    <w:p>
+      <w:r>
+        <w:rPr>
+          <w:rFonts w:ascii="微软雅黑" w:hAnsi="微软雅黑"/>
+          <w:sz w:val="24"/>
+        </w:rPr>
+        <w:t>14.1 线上访问（推荐）</w:t>
+      </w:r>
+    </w:p>
+    <w:p>
+      <w:r>
+        <w:rPr>
+          <w:rFonts w:ascii="微软雅黑" w:hAnsi="微软雅黑"/>
+          <w:sz w:val="24"/>
+        </w:rPr>
+        <w:t>· 主链接：https://happies-yang.github.io/carbon-track/（已公开上线，评委可直接打开验证，无需安装任何软件）。</w:t>
+      </w:r>
+    </w:p>
+    <w:p>
+      <w:r>
+        <w:rPr>
+          <w:rFonts w:ascii="微软雅黑" w:hAnsi="微软雅黑"/>
+          <w:sz w:val="24"/>
+        </w:rPr>
+        <w:t>· 建议使用 Chrome / Edge 等现代浏览器访问，手机与电脑均可正常显示。</w:t>
+      </w:r>
+    </w:p>
+    <w:p>
+      <w:r>
+        <w:rPr>
+          <w:rFonts w:ascii="微软雅黑" w:hAnsi="微软雅黑"/>
+          <w:sz w:val="24"/>
+        </w:rPr>
+        <w:t>14.2 本地离线演示（备选方案）</w:t>
+      </w:r>
+    </w:p>
+    <w:p>
+      <w:r>
+        <w:rPr>
+          <w:rFonts w:ascii="微软雅黑" w:hAnsi="微软雅黑"/>
+          <w:sz w:val="24"/>
+        </w:rPr>
+        <w:t>若答辩现场无法访问 GitHub Pages，可使用本材料包内“网页源码”文件夹：将文件夹复制到任意电脑，双击 index.html 即可在浏览器中打开，无需安装软件、无需联网。</w:t>
+      </w:r>
+    </w:p>
+    <w:p>
+      <w:r>
+        <w:rPr>
+          <w:rFonts w:ascii="微软雅黑" w:hAnsi="微软雅黑"/>
+          <w:sz w:val="24"/>
+        </w:rPr>
+        <w:t>· 依赖说明：ECharts 图表库已本地化（js/echarts.min.js 随包分发），除 AI 功能外全部功能离线可用；</w:t>
+      </w:r>
+    </w:p>
+    <w:p>
+      <w:r>
+        <w:rPr>
+          <w:rFonts w:ascii="微软雅黑" w:hAnsi="微软雅黑"/>
+          <w:sz w:val="24"/>
+        </w:rPr>
+        <w:t>· AI 功能：需联网调用大模型 API，API Key 已在前端配置（演示版直连；正式公开部署将改用后端代理转发，避免 Key 暴露）。</w:t>
+      </w:r>
+    </w:p>
+    <w:p>
+      <w:r>
+        <w:rPr>
+          <w:rFonts w:ascii="微软雅黑" w:hAnsi="微软雅黑"/>
+          <w:sz w:val="24"/>
+        </w:rPr>
+        <w:t>14.3 素材来源与版权说明</w:t>
+      </w:r>
+    </w:p>
+    <w:p>
+      <w:r>
+        <w:rPr>
+          <w:rFonts w:ascii="微软雅黑" w:hAnsi="微软雅黑"/>
+          <w:sz w:val="24"/>
+        </w:rPr>
+        <w:t>· 页面插画由 AI 图像生成工具生成初稿，经团队使用 Photoshop 人工修改（修正化工工艺结构错误、统一整套视觉风格）后使用；</w:t>
+      </w:r>
+    </w:p>
+    <w:p>
+      <w:r>
+        <w:rPr>
+          <w:rFonts w:ascii="微软雅黑" w:hAnsi="微软雅黑"/>
+          <w:sz w:val="24"/>
+        </w:rPr>
+        <w:t>· 可视化图表（环形图、柱状图、折线图、雷达图）由学生基于核实数据自行设计与编码呈现；</w:t>
+      </w:r>
+    </w:p>
+    <w:p>
+      <w:r>
+        <w:rPr>
+          <w:rFonts w:ascii="微软雅黑" w:hAnsi="微软雅黑"/>
+          <w:sz w:val="24"/>
+        </w:rPr>
+        <w:t>· 所用字体、图标均为开源或系统默认资源，无第三方商业素材版权风险；</w:t>
+      </w:r>
+    </w:p>
+    <w:p>
+      <w:r>
+        <w:rPr>
+          <w:rFonts w:ascii="微软雅黑" w:hAnsi="微软雅黑"/>
+          <w:sz w:val="24"/>
+        </w:rPr>
+        <w:t>· 全部数据来源见第 13 章参考文献清单，AI 生成内容已按要求标识。</w:t>
+      </w:r>
+    </w:p>
+    <w:p>
+      <w:r>
+        <w:rPr>
+          <w:rFonts w:ascii="微软雅黑" w:hAnsi="微软雅黑"/>
+          <w:sz w:val="24"/>
+        </w:rPr>
+        <w:t>14.4 答辩前自检提醒</w:t>
+      </w:r>
+    </w:p>
+    <w:p>
+      <w:r>
+        <w:rPr>
+          <w:rFonts w:ascii="微软雅黑" w:hAnsi="微软雅黑"/>
+          <w:sz w:val="24"/>
+        </w:rPr>
+        <w:t>答辩前请再次访问主链接确认可打开；如现场网络受限，直接使用本地离线包演示。</w:t>
+      </w:r>
+    </w:p>
+    <w:p>
+      <w:r>
+        <w:rPr>
+          <w:b/>
+        </w:rPr>
+        <w:t>15 附件清单</w:t>
+      </w:r>
+    </w:p>
+    <w:p>
+      <w:r>
+        <w:t>① 作品链接：https://happies-yang.github.io/carbon-track/（已公开上线，评委可直接打开验证，无需安装任何软件）</w:t>
+      </w:r>
+    </w:p>
+    <w:p>
+      <w:r>
+        <w:t>② 演示视频：3 分 33 秒《碳迹油链-演示视频-v3.mp4》（AI 配图 + AI 配音 + 字幕的图文成片，完整呈现系统功能与 AI 实测）</w:t>
+      </w:r>
+    </w:p>
+    <w:p>
+      <w:r>
+        <w:t>③ 《人工智能工具使用情况说明》（含全体成员签字）</w:t>
+      </w:r>
+    </w:p>
+    <w:p>
+      <w:r>
+        <w:t>④ 《原创性声明与知识产权说明》（含全体成员与指导教师签字）</w:t>
+      </w:r>
+    </w:p>
+    <w:p>
+      <w:r>
+        <w:t>⑤ 答辩 PPT（12 页评委导向版）</w:t>
+      </w:r>
+    </w:p>
+    <w:p>
+      <w:r>
+        <w:t>⑥ 评委问题清单（答辩话术）</w:t>
+      </w:r>
+    </w:p>
+    <w:p>
+      <w:r>
+        <w:t>⑦ 线上演示地址说明（含本地离线运行方式与依赖说明）</w:t>
       </w:r>
     </w:p>
     <w:sectPr>
